--- a/HW9/cover_letters/le_van_g.docx
+++ b/HW9/cover_letters/le_van_g.docx
@@ -175,66 +175,43 @@
         <w:spacing w:line="360" w:lineRule="auto"/>
         <w:ind w:left="720"/>
         <w:rPr>
-          <w:rFonts w:ascii="Times New Roman" w:eastAsia="Times New Roman" w:hAnsi="Times New Roman" w:cs="Times New Roman"/>
-          <w:sz w:val="24"/>
-          <w:szCs w:val="24"/>
-        </w:rPr>
-      </w:pPr>
-      <w:r>
-        <w:rPr>
-          <w:rFonts w:ascii="Times New Roman" w:eastAsia="Times New Roman" w:hAnsi="Times New Roman" w:cs="Times New Roman"/>
-          <w:sz w:val="24"/>
-          <w:szCs w:val="24"/>
-        </w:rPr>
-        <w:t xml:space="preserve">1. Họ và tên: LÊ VĂN G  </w:t>
-      </w:r>
-      <w:r>
-        <w:rPr>
-          <w:rFonts w:ascii="Times New Roman" w:eastAsia="Times New Roman" w:hAnsi="Times New Roman" w:cs="Times New Roman"/>
-          <w:sz w:val="24"/>
-          <w:szCs w:val="24"/>
-        </w:rPr>
-        <w:tab/>
-      </w:r>
-      <w:r>
-        <w:rPr>
-          <w:rFonts w:ascii="Times New Roman" w:eastAsia="Times New Roman" w:hAnsi="Times New Roman" w:cs="Times New Roman"/>
-          <w:sz w:val="24"/>
-          <w:szCs w:val="24"/>
-        </w:rPr>
-        <w:tab/>
-      </w:r>
-      <w:r>
-        <w:rPr>
-          <w:rFonts w:ascii="Times New Roman" w:eastAsia="Times New Roman" w:hAnsi="Times New Roman" w:cs="Times New Roman"/>
-          <w:sz w:val="24"/>
-          <w:szCs w:val="24"/>
-        </w:rPr>
-        <w:tab/>
-      </w:r>
-      <w:r>
-        <w:rPr>
-          <w:rFonts w:ascii="Times New Roman" w:eastAsia="Times New Roman" w:hAnsi="Times New Roman" w:cs="Times New Roman"/>
-          <w:sz w:val="24"/>
-          <w:szCs w:val="24"/>
-        </w:rPr>
-        <w:tab/>
-      </w:r>
-      <w:r>
-        <w:rPr>
-          <w:rFonts w:ascii="Times New Roman" w:eastAsia="Times New Roman" w:hAnsi="Times New Roman" w:cs="Times New Roman"/>
-          <w:sz w:val="24"/>
-          <w:szCs w:val="24"/>
-        </w:rPr>
-        <w:tab/>
-      </w:r>
-      <w:r>
-        <w:rPr>
-          <w:rFonts w:ascii="Times New Roman" w:eastAsia="Times New Roman" w:hAnsi="Times New Roman" w:cs="Times New Roman"/>
-          <w:sz w:val="24"/>
-          <w:szCs w:val="24"/>
-        </w:rPr>
-        <w:tab/>
+          <w:rFonts w:ascii="Times New Roman" w:hAnsi="Times New Roman" w:eastAsia="Times New Roman" w:cs="Times New Roman"/>
+          <w:sz w:val="24"/>
+          <w:szCs w:val="24"/>
+        </w:rPr>
+      </w:pPr>
+      <w:r>
+        <w:rPr>
+          <w:rFonts w:ascii="Times New Roman" w:hAnsi="Times New Roman" w:eastAsia="Times New Roman" w:cs="Times New Roman"/>
+          <w:sz w:val="24"/>
+          <w:szCs w:val="24"/>
+        </w:rPr>
+        <w:t xml:space="preserve">1. Họ và tên: Lê Văn G  </w:t>
+      </w:r>
+      <w:r>
+        <w:tab/>
+      </w:r>
+      <w:r>
+        <w:tab/>
+      </w:r>
+      <w:r>
+        <w:tab/>
+      </w:r>
+      <w:r>
+        <w:tab/>
+      </w:r>
+      <w:r>
+        <w:tab/>
+      </w:r>
+      <w:r>
+        <w:tab/>
+      </w:r>
+      <w:r>
+        <w:rPr>
+          <w:rFonts w:ascii="Times New Roman" w:hAnsi="Times New Roman" w:eastAsia="Times New Roman" w:cs="Times New Roman"/>
+          <w:sz w:val="24"/>
+          <w:szCs w:val="24"/>
+        </w:rPr>
         <w:t xml:space="preserve"> Nam/Nữ: Nam  </w:t>
       </w:r>
     </w:p>
@@ -325,18 +302,18 @@
         <w:spacing w:line="360" w:lineRule="auto"/>
         <w:ind w:left="720"/>
         <w:rPr>
-          <w:rFonts w:ascii="Times New Roman" w:eastAsia="Times New Roman" w:hAnsi="Times New Roman" w:cs="Times New Roman"/>
-          <w:sz w:val="24"/>
-          <w:szCs w:val="24"/>
-        </w:rPr>
-      </w:pPr>
-      <w:r>
-        <w:rPr>
-          <w:rFonts w:ascii="Times New Roman" w:eastAsia="Times New Roman" w:hAnsi="Times New Roman" w:cs="Times New Roman"/>
-          <w:sz w:val="24"/>
-          <w:szCs w:val="24"/>
-        </w:rPr>
-        <w:t xml:space="preserve">5. Chỗ ở hiện nay: Toà Zeta Complex, Thành phố Vũng Tàu  </w:t>
+          <w:rFonts w:ascii="Times New Roman" w:hAnsi="Times New Roman" w:eastAsia="Times New Roman" w:cs="Times New Roman"/>
+          <w:sz w:val="24"/>
+          <w:szCs w:val="24"/>
+        </w:rPr>
+      </w:pPr>
+      <w:r>
+        <w:rPr>
+          <w:rFonts w:ascii="Times New Roman" w:hAnsi="Times New Roman" w:eastAsia="Times New Roman" w:cs="Times New Roman"/>
+          <w:sz w:val="24"/>
+          <w:szCs w:val="24"/>
+        </w:rPr>
+        <w:t xml:space="preserve">5. Chỗ ở hiện nay:  </w:t>
       </w:r>
     </w:p>
     <w:p>
@@ -344,18 +321,18 @@
         <w:spacing w:line="360" w:lineRule="auto"/>
         <w:ind w:left="720"/>
         <w:rPr>
-          <w:rFonts w:ascii="Times New Roman" w:eastAsia="Times New Roman" w:hAnsi="Times New Roman" w:cs="Times New Roman"/>
-          <w:sz w:val="24"/>
-          <w:szCs w:val="24"/>
-        </w:rPr>
-      </w:pPr>
-      <w:r>
-        <w:rPr>
-          <w:rFonts w:ascii="Times New Roman" w:eastAsia="Times New Roman" w:hAnsi="Times New Roman" w:cs="Times New Roman"/>
-          <w:sz w:val="24"/>
-          <w:szCs w:val="24"/>
-        </w:rPr>
-        <w:t xml:space="preserve">6. Điện thoại liên hệ: 9678901234  </w:t>
+          <w:rFonts w:ascii="Times New Roman" w:hAnsi="Times New Roman" w:eastAsia="Times New Roman" w:cs="Times New Roman"/>
+          <w:sz w:val="24"/>
+          <w:szCs w:val="24"/>
+        </w:rPr>
+      </w:pPr>
+      <w:r>
+        <w:rPr>
+          <w:rFonts w:ascii="Times New Roman" w:hAnsi="Times New Roman" w:eastAsia="Times New Roman" w:cs="Times New Roman"/>
+          <w:sz w:val="24"/>
+          <w:szCs w:val="24"/>
+        </w:rPr>
+        <w:t xml:space="preserve">6. Điện thoại liên hệ:  </w:t>
       </w:r>
     </w:p>
     <w:p>
